--- a/41443123  深碗.docx
+++ b/41443123  深碗.docx
@@ -4,11 +4,14 @@
   <w:body>
     <w:p>
       <w:r>
+        <w:rPr>
+          <w:noProof/>
+        </w:rPr>
         <w:drawing>
-          <wp:inline distT="0" distB="0" distL="0" distR="0" wp14:anchorId="5403B16D" wp14:editId="6D33642F">
-            <wp:extent cx="5274310" cy="2752725"/>
-            <wp:effectExtent l="0" t="0" r="2540" b="9525"/>
-            <wp:docPr id="1" name="圖片 1"/>
+          <wp:inline distT="0" distB="0" distL="0" distR="0" wp14:anchorId="70A920D7" wp14:editId="3A79BA62">
+            <wp:extent cx="5274310" cy="2634615"/>
+            <wp:effectExtent l="0" t="0" r="2540" b="0"/>
+            <wp:docPr id="2" name="圖片 2"/>
             <wp:cNvGraphicFramePr>
               <a:graphicFrameLocks xmlns:a="http://schemas.openxmlformats.org/drawingml/2006/main" noChangeAspect="1"/>
             </wp:cNvGraphicFramePr>
@@ -28,7 +31,7 @@
                   <pic:spPr>
                     <a:xfrm>
                       <a:off x="0" y="0"/>
-                      <a:ext cx="5274310" cy="2752725"/>
+                      <a:ext cx="5274310" cy="2634615"/>
                     </a:xfrm>
                     <a:prstGeom prst="rect">
                       <a:avLst/>
@@ -42,6 +45,46 @@
       </w:r>
       <w:bookmarkStart w:id="0" w:name="_GoBack"/>
       <w:bookmarkEnd w:id="0"/>
+      <w:r>
+        <w:rPr>
+          <w:noProof/>
+        </w:rPr>
+        <w:drawing>
+          <wp:inline distT="0" distB="0" distL="0" distR="0" wp14:anchorId="5403B16D" wp14:editId="6D33642F">
+            <wp:extent cx="5274310" cy="2752725"/>
+            <wp:effectExtent l="0" t="0" r="2540" b="9525"/>
+            <wp:docPr id="1" name="圖片 1"/>
+            <wp:cNvGraphicFramePr>
+              <a:graphicFrameLocks xmlns:a="http://schemas.openxmlformats.org/drawingml/2006/main" noChangeAspect="1"/>
+            </wp:cNvGraphicFramePr>
+            <a:graphic xmlns:a="http://schemas.openxmlformats.org/drawingml/2006/main">
+              <a:graphicData uri="http://schemas.openxmlformats.org/drawingml/2006/picture">
+                <pic:pic xmlns:pic="http://schemas.openxmlformats.org/drawingml/2006/picture">
+                  <pic:nvPicPr>
+                    <pic:cNvPr id="1" name=""/>
+                    <pic:cNvPicPr/>
+                  </pic:nvPicPr>
+                  <pic:blipFill>
+                    <a:blip r:embed="rId5"/>
+                    <a:stretch>
+                      <a:fillRect/>
+                    </a:stretch>
+                  </pic:blipFill>
+                  <pic:spPr>
+                    <a:xfrm>
+                      <a:off x="0" y="0"/>
+                      <a:ext cx="5274310" cy="2752725"/>
+                    </a:xfrm>
+                    <a:prstGeom prst="rect">
+                      <a:avLst/>
+                    </a:prstGeom>
+                  </pic:spPr>
+                </pic:pic>
+              </a:graphicData>
+            </a:graphic>
+          </wp:inline>
+        </w:drawing>
+      </w:r>
     </w:p>
     <w:sectPr>
       <w:pgSz w:w="11906" w:h="16838"/>
